--- a/Resume/Cover_Letter_TEMPLATE_UK_IE_AU_NZ.docx
+++ b/Resume/Cover_Letter_TEMPLATE_UK_IE_AU_NZ.docx
@@ -95,7 +95,7 @@
       </w:pPr>
       <w:r>
         <w:rPr/>
-        <w:t xml:space="preserve">The work I am proudest of is a pipeline redesign. Our email processing ran as a sequential job taking seven to ten hours. I rebuilt it as an event-driven flow on AWS SES, EventBridge and SQS with concurrent consumers, bringing a full run down to roughly an hour and a half - about 80% faster. Before that I spent two years building multi-institution ERP systems handling datasets of over 100,000 records, and a telehealth platform with real-time messaging over SignalR and integrated payments.</w:t>
+        <w:t xml:space="preserve">The work I am proudest of is a pipeline redesign. Our email processing ran as a sequential job taking seven to ten hours. I rebuilt it as an event-driven flow on AWS SES, EventBridge and SQS with concurrent consumers, bringing a full run down to roughly an hour and a half - about 80% faster. Before that I built multi-institution ERP systems handling datasets of over 100,000 records, and a telehealth platform with real-time messaging over SignalR and integrated payments.</w:t>
       </w:r>
     </w:p>
     <w:p>
@@ -115,7 +115,7 @@
       </w:pPr>
       <w:r>
         <w:rPr/>
-        <w:t xml:space="preserve">On practicalities: I am an Indian citizen based in India and I would need sponsorship. My understanding is that the route for this role would be [[PICK ONE: a Skilled Worker visa (UK) / a Critical Skills Employment Permit (Ireland) / a Skills in Demand visa (Australia) / an Accredited Employer Work Visa (New Zealand)]], and I have already started the paperwork on my side. I am specifically looking to make this move rather than exploring options, and I can relocate at short notice.</w:t>
+        <w:t xml:space="preserve">On practicalities: I am an Indian citizen based in India and I would need sponsorship. I am specifically looking to make this move rather than exploring options, and I can relocate at short notice. I am happy to talk through the details on a call.</w:t>
       </w:r>
     </w:p>
     <w:p>
